--- a/downloads/documents/04 Units/Unit 02 - Individual Growth and Life Readiness - Me, My Goals, My Money/Lesson 02.09 - Budget Like a Boss.docx
+++ b/downloads/documents/04 Units/Unit 02 - Individual Growth and Life Readiness - Me, My Goals, My Money/Lesson 02.09 - Budget Like a Boss.docx
@@ -315,7 +315,7 @@
         <w:t xml:space="preserve"> </w:t>
       </w:r>
       <w:r>
-        <w:t xml:space="preserve">for Turkish, Portuguese, and Spanish.</w:t>
+        <w:t xml:space="preserve">for Spanish.</w:t>
       </w:r>
     </w:p>
     <w:p>
@@ -1342,7 +1342,7 @@
         <w:pStyle w:val="Compact"/>
       </w:pPr>
       <w:r>
-        <w:t xml:space="preserve">ELL: the Budget Builder has each section labeled in plain words with an icon described in the handout; the words income, expense, fixed, variable, savings are on a card in English, Turkish, Portuguese, and Spanish (see</w:t>
+        <w:t xml:space="preserve">ELL: the Budget Builder has each section labeled in plain words with an icon described in the handout; the words income, expense, fixed, variable, savings are on a card in English and Spanish (see</w:t>
       </w:r>
       <w:r>
         <w:t xml:space="preserve"> </w:t>

--- a/downloads/documents/04 Units/Unit 02 - Individual Growth and Life Readiness - Me, My Goals, My Money/Lesson 02.09 - Budget Like a Boss.docx
+++ b/downloads/documents/04 Units/Unit 02 - Individual Growth and Life Readiness - Me, My Goals, My Money/Lesson 02.09 - Budget Like a Boss.docx
@@ -1260,7 +1260,7 @@
         <w:t xml:space="preserve">“</w:t>
       </w:r>
       <w:r>
-        <w:t xml:space="preserve">This budget comes back in Project 02. After the ClassroomStreet challenge you will rewrite it with what you learned, and the rewrite is part of your project grade.</w:t>
+        <w:t xml:space="preserve">This budget comes back in Project 02. After the Gilded Age Market you will rewrite it with what you learned, and the rewrite is part of your project grade.</w:t>
       </w:r>
       <w:r>
         <w:t xml:space="preserve">”</w:t>
@@ -1699,7 +1699,7 @@
         <w:pStyle w:val="FirstParagraph"/>
       </w:pPr>
       <w:r>
-        <w:t xml:space="preserve">Math: percent of a number and multi-step subtraction; the math teacher can use the four scenario cards for a percent practice set the same week. ClassroomStreet: the budget built here is the starting point for the Investor Challenge in Topic 2.4 and the revision in Project 02.</w:t>
+        <w:t xml:space="preserve">Math: percent of a number and multi-step subtraction; the math teacher can use the four scenario cards for a percent practice set the same week. The Gilded Age Market: the budget built here is the starting point for the market in Topic 2.4 and the revision in Project 02.</w:t>
       </w:r>
     </w:p>
     <w:p>
